--- a/docs/USER_GUIDE.docx
+++ b/docs/USER_GUIDE.docx
@@ -1721,52 +1721,64 @@
         <w:pStyle w:val="ListBullet"/>
       </w:pPr>
       <w:r>
-        <w:t xml:space="preserve">Four statistic cards: </w:t>
-      </w:r>
-      <w:r>
         <w:rPr>
           <w:b/>
         </w:rPr>
-        <w:t>Users</w:t>
-      </w:r>
-      <w:r>
-        <w:t xml:space="preserve">, </w:t>
+        <w:t>Gradient hero header</w:t>
+      </w:r>
+      <w:r>
+        <w:t xml:space="preserve"> showing the admin avatar, name, and four</w:t>
+      </w:r>
+    </w:p>
+    <w:p>
+      <w:r>
+        <w:t xml:space="preserve">  </w:t>
+      </w:r>
+      <w:r>
+        <w:rPr>
+          <w:i/>
+        </w:rPr>
+        <w:t>glass</w:t>
+      </w:r>
+      <w:r>
+        <w:t xml:space="preserve"> stat tiles: </w:t>
       </w:r>
       <w:r>
         <w:rPr>
           <w:b/>
         </w:rPr>
-        <w:t>Cities</w:t>
-      </w:r>
-      <w:r>
-        <w:t xml:space="preserve">, </w:t>
-      </w:r>
+        <w:t>Users / Cities / Places / Reviews</w:t>
+      </w:r>
+      <w:r>
+        <w:t>.</w:t>
+      </w:r>
+    </w:p>
+    <w:p>
+      <w:pPr>
+        <w:pStyle w:val="ListBullet"/>
+      </w:pPr>
+      <w:r>
+        <w:t>Three round buttons in the header:</w:t>
+      </w:r>
+    </w:p>
+    <w:p>
+      <w:pPr>
+        <w:pStyle w:val="ListBullet"/>
+      </w:pPr>
       <w:r>
         <w:rPr>
           <w:b/>
         </w:rPr>
-        <w:t>Attractions</w:t>
-      </w:r>
-      <w:r>
-        <w:t xml:space="preserve">, </w:t>
-      </w:r>
-      <w:r>
-        <w:rPr>
-          <w:b/>
-        </w:rPr>
-        <w:t>Reviews</w:t>
-      </w:r>
-      <w:r>
-        <w:t>.</w:t>
+        <w:t>Dark / Light mode</w:t>
+      </w:r>
+      <w:r>
+        <w:t xml:space="preserve"> toggle (switches the whole admin theme)</w:t>
       </w:r>
     </w:p>
     <w:p>
       <w:pPr>
         <w:pStyle w:val="ListBullet"/>
       </w:pPr>
-      <w:r>
-        <w:t xml:space="preserve">A </w:t>
-      </w:r>
       <w:r>
         <w:rPr>
           <w:b/>
@@ -1774,7 +1786,7 @@
         <w:t>Refresh</w:t>
       </w:r>
       <w:r>
-        <w:t xml:space="preserve"> button in the app bar re-reads from local storage.</w:t>
+        <w:t xml:space="preserve"> (re-reads stats from storage)</w:t>
       </w:r>
     </w:p>
     <w:p>
@@ -1782,7 +1794,49 @@
         <w:pStyle w:val="ListBullet"/>
       </w:pPr>
       <w:r>
-        <w:t>Four management tiles below.</w:t>
+        <w:rPr>
+          <w:b/>
+        </w:rPr>
+        <w:t>Sign out</w:t>
+      </w:r>
+      <w:r>
+        <w:t xml:space="preserve"> (always opens a confirmation dialog - "Sign out? You</w:t>
+      </w:r>
+    </w:p>
+    <w:p>
+      <w:r>
+        <w:t xml:space="preserve">    will need to log in again." with Cancel / Sign out)</w:t>
+      </w:r>
+    </w:p>
+    <w:p>
+      <w:pPr>
+        <w:pStyle w:val="ListBullet"/>
+      </w:pPr>
+      <w:r>
+        <w:t xml:space="preserve">Below the hero: </w:t>
+      </w:r>
+      <w:r>
+        <w:rPr>
+          <w:b/>
+        </w:rPr>
+        <w:t>Management</w:t>
+      </w:r>
+      <w:r>
+        <w:t xml:space="preserve"> section with four colored tiles.</w:t>
+      </w:r>
+    </w:p>
+    <w:p>
+      <w:pPr>
+        <w:pStyle w:val="ListBullet"/>
+      </w:pPr>
+      <w:r>
+        <w:rPr>
+          <w:b/>
+        </w:rPr>
+        <w:t>Pull down</w:t>
+      </w:r>
+      <w:r>
+        <w:t xml:space="preserve"> anywhere on the dashboard to refresh.</w:t>
       </w:r>
     </w:p>
     <w:p/>
@@ -1998,12 +2052,70 @@
         <w:t>+</w:t>
       </w:r>
       <w:r>
-        <w:t xml:space="preserve"> icon in the app</w:t>
+        <w:t xml:space="preserve"> icon in the app bar).</w:t>
       </w:r>
     </w:p>
     <w:p>
-      <w:r>
-        <w:t xml:space="preserve">   bar). Fill name, country, description, image URL and coordinates. Save.</w:t>
+      <w:pPr>
+        <w:pStyle w:val="ListNumber"/>
+      </w:pPr>
+      <w:r>
+        <w:t>Fill name, country, description, coordinates.</w:t>
+      </w:r>
+    </w:p>
+    <w:p>
+      <w:pPr>
+        <w:pStyle w:val="ListNumber"/>
+      </w:pPr>
+      <w:r>
+        <w:rPr>
+          <w:b/>
+        </w:rPr>
+        <w:t>Image</w:t>
+      </w:r>
+      <w:r>
+        <w:t>: tap the dashed image area to **pick a photo from your</w:t>
+      </w:r>
+    </w:p>
+    <w:p>
+      <w:r>
+        <w:t xml:space="preserve">   device** (gallery on phone, file dialog on web/desktop). Or paste an</w:t>
+      </w:r>
+    </w:p>
+    <w:p>
+      <w:r>
+        <w:t xml:space="preserve">   image URL in the text field below. The image preview updates instantly,</w:t>
+      </w:r>
+    </w:p>
+    <w:p>
+      <w:r>
+        <w:t xml:space="preserve">   with </w:t>
+      </w:r>
+      <w:r>
+        <w:rPr>
+          <w:b/>
+        </w:rPr>
+        <w:t>Change</w:t>
+      </w:r>
+      <w:r>
+        <w:t xml:space="preserve"> and </w:t>
+      </w:r>
+      <w:r>
+        <w:rPr>
+          <w:b/>
+        </w:rPr>
+        <w:t>Remove</w:t>
+      </w:r>
+      <w:r>
+        <w:t xml:space="preserve"> buttons overlaid on the photo.</w:t>
+      </w:r>
+    </w:p>
+    <w:p>
+      <w:pPr>
+        <w:pStyle w:val="ListNumber"/>
+      </w:pPr>
+      <w:r>
+        <w:t>Save.</w:t>
       </w:r>
     </w:p>
     <w:p>
@@ -2068,7 +2180,15 @@
         <w:t>+ Add Attraction</w:t>
       </w:r>
       <w:r>
-        <w:t xml:space="preserve"> (FAB or app-bar icon). Pick a </w:t>
+        <w:t xml:space="preserve"> (FAB or app-bar icon).</w:t>
+      </w:r>
+    </w:p>
+    <w:p>
+      <w:pPr>
+        <w:pStyle w:val="ListNumber"/>
+      </w:pPr>
+      <w:r>
+        <w:t xml:space="preserve">Pick a </w:t>
       </w:r>
       <w:r>
         <w:rPr>
@@ -2076,10 +2196,8 @@
         </w:rPr>
         <w:t>City</w:t>
       </w:r>
-    </w:p>
-    <w:p>
-      <w:r>
-        <w:t xml:space="preserve">   and a </w:t>
+      <w:r>
+        <w:t xml:space="preserve"> and a </w:t>
       </w:r>
       <w:r>
         <w:rPr>
@@ -2088,7 +2206,34 @@
         <w:t>Category</w:t>
       </w:r>
       <w:r>
-        <w:t>, fill in details, add coordinates, save.</w:t>
+        <w:t>, fill in details, coordinates.</w:t>
+      </w:r>
+    </w:p>
+    <w:p>
+      <w:pPr>
+        <w:pStyle w:val="ListNumber"/>
+      </w:pPr>
+      <w:r>
+        <w:rPr>
+          <w:b/>
+        </w:rPr>
+        <w:t>Image</w:t>
+      </w:r>
+      <w:r>
+        <w:t>: same picker as cities - tap to choose a file from your</w:t>
+      </w:r>
+    </w:p>
+    <w:p>
+      <w:r>
+        <w:t xml:space="preserve">   device, or paste a URL.</w:t>
+      </w:r>
+    </w:p>
+    <w:p>
+      <w:pPr>
+        <w:pStyle w:val="ListNumber"/>
+      </w:pPr>
+      <w:r>
+        <w:t>Save.</w:t>
       </w:r>
     </w:p>
     <w:p>
@@ -2117,6 +2262,43 @@
       </w:r>
       <w:r>
         <w:t>: tap the trash. This also removes the attraction's reviews.</w:t>
+      </w:r>
+    </w:p>
+    <w:p/>
+    <w:p>
+      <w:pPr>
+        <w:ind w:left="340"/>
+      </w:pPr>
+      <w:r>
+        <w:rPr>
+          <w:i/>
+          <w:color w:val="555555"/>
+        </w:rPr>
+        <w:t>Photos picked from a device are stored as base64 data URLs inside the</w:t>
+      </w:r>
+    </w:p>
+    <w:p>
+      <w:pPr>
+        <w:ind w:left="340"/>
+      </w:pPr>
+      <w:r>
+        <w:rPr>
+          <w:i/>
+          <w:color w:val="555555"/>
+        </w:rPr>
+        <w:t>same `imageUrl` field, so the rest of the app (cards, hero, detail page)</w:t>
+      </w:r>
+    </w:p>
+    <w:p>
+      <w:pPr>
+        <w:ind w:left="340"/>
+      </w:pPr>
+      <w:r>
+        <w:rPr>
+          <w:i/>
+          <w:color w:val="555555"/>
+        </w:rPr>
+        <w:t>renders them transparently.</w:t>
       </w:r>
     </w:p>
     <w:p/>
@@ -2192,7 +2374,63 @@
     </w:p>
     <w:p>
       <w:r>
-        <w:t>Tap the exit icon at the top-right of the Admin Dashboard.</w:t>
+        <w:t xml:space="preserve">Tap the </w:t>
+      </w:r>
+      <w:r>
+        <w:rPr>
+          <w:b/>
+        </w:rPr>
+        <w:t>Sign out</w:t>
+      </w:r>
+      <w:r>
+        <w:t xml:space="preserve"> circle in the top-right of the gradient hero. A</w:t>
+      </w:r>
+    </w:p>
+    <w:p>
+      <w:r>
+        <w:t>confirmation dialog asks *"Sign out? You will need to log in again to</w:t>
+      </w:r>
+    </w:p>
+    <w:p>
+      <w:r>
+        <w:t>access the admin dashboard."</w:t>
+      </w:r>
+      <w:r>
+        <w:rPr>
+          <w:i/>
+        </w:rPr>
+        <w:t xml:space="preserve"> with </w:t>
+      </w:r>
+      <w:r>
+        <w:rPr>
+          <w:i/>
+        </w:rPr>
+        <w:t>Cancel</w:t>
+      </w:r>
+      <w:r>
+        <w:rPr>
+          <w:i/>
+        </w:rPr>
+        <w:t xml:space="preserve"> and </w:t>
+      </w:r>
+      <w:r>
+        <w:rPr>
+          <w:i/>
+        </w:rPr>
+        <w:t>Sign out</w:t>
+      </w:r>
+      <w:r>
+        <w:t>* buttons.</w:t>
+      </w:r>
+    </w:p>
+    <w:p>
+      <w:r>
+        <w:t>The same confirmation now appears for regular users when they sign out</w:t>
+      </w:r>
+    </w:p>
+    <w:p>
+      <w:r>
+        <w:t>from the Profile tab.</w:t>
       </w:r>
     </w:p>
     <w:p/>
